--- a/QuestõesTeoricas/ParteTeorica.docx
+++ b/QuestõesTeoricas/ParteTeorica.docx
@@ -367,7 +367,19 @@
         <w:rPr>
           <w:lang w:val="pt-BR"/>
         </w:rPr>
-        <w:t>os parênteses permite passar valores para essa função utilizar de forma direta, se for chamada sem os parênteses não há essa opção.</w:t>
+        <w:t>os</w:t>
+      </w:r>
+      <w:r>
+        <w:rPr>
+          <w:lang w:val="pt-BR"/>
+        </w:rPr>
+        <w:t xml:space="preserve"> parênteses executa ela imediatamente, enquanto sem os parênteses a função é só referenciada podendo não ser executada naquele momento</w:t>
+      </w:r>
+      <w:r>
+        <w:rPr>
+          <w:lang w:val="pt-BR"/>
+        </w:rPr>
+        <w:t>.</w:t>
       </w:r>
     </w:p>
     <w:p>
@@ -401,7 +413,13 @@
         <w:rPr>
           <w:lang w:val="pt-BR"/>
         </w:rPr>
-        <w:t>: Acumulador é baixo: 8</w:t>
+        <w:t xml:space="preserve">: Acumulador é baixo: </w:t>
+      </w:r>
+      <w:r>
+        <w:rPr>
+          <w:lang w:val="pt-BR"/>
+        </w:rPr>
+        <w:t>36</w:t>
       </w:r>
     </w:p>
     <w:p>
